--- a/lab1/ИУ5-62Б Кудабаева ЛР№1 ТМО.docx
+++ b/lab1/ИУ5-62Б Кудабаева ЛР№1 ТМО.docx
@@ -106,10 +106,8 @@
           <w:sz w:val="24"/>
           <w:szCs w:val="24"/>
         </w:rPr>
-        <w:t>Федеральное государственное автономное образовательное учреждение высшего образования</w:t>
-      </w:r>
-      <w:bookmarkStart w:id="0" w:name="_Toc1"/>
-      <w:bookmarkStart w:id="1" w:name="_Toc191549031"/>
+        <w:t xml:space="preserve">Федеральное государственное </w:t>
+      </w:r>
       <w:r>
         <w:rPr>
           <w:rFonts w:ascii="Times New Roman" w:eastAsia="Calibri" w:hAnsi="Times New Roman" w:cs="Times New Roman"/>
@@ -118,6 +116,28 @@
           <w:sz w:val="24"/>
           <w:szCs w:val="24"/>
         </w:rPr>
+        <w:t>бюджетное</w:t>
+      </w:r>
+      <w:r>
+        <w:rPr>
+          <w:rFonts w:ascii="Times New Roman" w:eastAsia="Calibri" w:hAnsi="Times New Roman" w:cs="Times New Roman"/>
+          <w:b/>
+          <w:bCs/>
+          <w:sz w:val="24"/>
+          <w:szCs w:val="24"/>
+        </w:rPr>
+        <w:t xml:space="preserve"> образовательное учреждение высшего образования</w:t>
+      </w:r>
+      <w:bookmarkStart w:id="0" w:name="_Toc1"/>
+      <w:bookmarkStart w:id="1" w:name="_Toc191549031"/>
+      <w:r>
+        <w:rPr>
+          <w:rFonts w:ascii="Times New Roman" w:eastAsia="Calibri" w:hAnsi="Times New Roman" w:cs="Times New Roman"/>
+          <w:b/>
+          <w:bCs/>
+          <w:sz w:val="24"/>
+          <w:szCs w:val="24"/>
+        </w:rPr>
         <w:t xml:space="preserve"> «Московский государственный технический университет имени Н.Э. Баумана</w:t>
       </w:r>
       <w:bookmarkStart w:id="2" w:name="_Toc2"/>
@@ -232,15 +252,7 @@
           <w:sz w:val="28"/>
           <w:szCs w:val="28"/>
         </w:rPr>
-        <w:t xml:space="preserve">Дисциплина: </w:t>
-      </w:r>
-      <w:r>
-        <w:rPr>
-          <w:rFonts w:ascii="Times New Roman" w:eastAsia="Calibri" w:hAnsi="Times New Roman" w:cs="Times New Roman"/>
-          <w:sz w:val="28"/>
-          <w:szCs w:val="28"/>
-        </w:rPr>
-        <w:t>Технологии Машинного Обучения</w:t>
+        <w:t>Дисциплина: Технологии Машинного Обучения</w:t>
       </w:r>
     </w:p>
     <w:p>
@@ -350,23 +362,7 @@
           <w:sz w:val="28"/>
           <w:szCs w:val="28"/>
         </w:rPr>
-        <w:t xml:space="preserve">                                                                                       </w:t>
-      </w:r>
-      <w:r>
-        <w:rPr>
-          <w:rFonts w:ascii="Times New Roman" w:eastAsia="Calibri" w:hAnsi="Times New Roman" w:cs="Times New Roman"/>
-          <w:sz w:val="28"/>
-          <w:szCs w:val="28"/>
-        </w:rPr>
-        <w:t>Кудабаева Э</w:t>
-      </w:r>
-      <w:r>
-        <w:rPr>
-          <w:rFonts w:ascii="Times New Roman" w:eastAsia="Calibri" w:hAnsi="Times New Roman" w:cs="Times New Roman"/>
-          <w:sz w:val="28"/>
-          <w:szCs w:val="28"/>
-        </w:rPr>
-        <w:t>.</w:t>
+        <w:t xml:space="preserve">                                                                                       Кудабаева Э.</w:t>
       </w:r>
     </w:p>
     <w:p>
@@ -442,16 +438,7 @@
           <w:szCs w:val="28"/>
           <w:u w:val="single"/>
         </w:rPr>
-        <w:t>Нардид А.Н</w:t>
-      </w:r>
-      <w:r>
-        <w:rPr>
-          <w:rFonts w:ascii="Times New Roman" w:eastAsia="Calibri" w:hAnsi="Times New Roman" w:cs="Times New Roman"/>
-          <w:sz w:val="28"/>
-          <w:szCs w:val="28"/>
-          <w:u w:val="single"/>
-        </w:rPr>
-        <w:t>.</w:t>
+        <w:t>Нардид А.Н.</w:t>
       </w:r>
     </w:p>
     <w:p>
@@ -653,7 +640,6 @@
           <w:rFonts w:ascii="Times New Roman" w:eastAsia="Calibri" w:hAnsi="Times New Roman" w:cs="Times New Roman"/>
           <w:sz w:val="28"/>
           <w:szCs w:val="28"/>
-          <w:lang w:val="en-US"/>
         </w:rPr>
       </w:pPr>
       <w:r>
@@ -709,6 +695,7 @@
       <w:r>
         <w:rPr>
           <w:rFonts w:ascii="Times New Roman" w:eastAsia="Calibri" w:hAnsi="Times New Roman" w:cs="Times New Roman"/>
+          <w:noProof/>
           <w:sz w:val="28"/>
           <w:szCs w:val="28"/>
         </w:rPr>
@@ -762,6 +749,7 @@
       <w:r>
         <w:rPr>
           <w:rFonts w:ascii="Times New Roman" w:eastAsia="Calibri" w:hAnsi="Times New Roman" w:cs="Times New Roman"/>
+          <w:noProof/>
           <w:sz w:val="28"/>
           <w:szCs w:val="28"/>
         </w:rPr>
@@ -816,6 +804,7 @@
       <w:r>
         <w:rPr>
           <w:rFonts w:ascii="Times New Roman" w:eastAsia="Calibri" w:hAnsi="Times New Roman" w:cs="Times New Roman"/>
+          <w:noProof/>
           <w:sz w:val="28"/>
           <w:szCs w:val="28"/>
         </w:rPr>
@@ -869,6 +858,7 @@
       <w:r>
         <w:rPr>
           <w:rFonts w:ascii="Times New Roman" w:eastAsia="Calibri" w:hAnsi="Times New Roman" w:cs="Times New Roman"/>
+          <w:noProof/>
           <w:sz w:val="28"/>
           <w:szCs w:val="28"/>
         </w:rPr>
@@ -922,6 +912,7 @@
       <w:r>
         <w:rPr>
           <w:rFonts w:ascii="Times New Roman" w:eastAsia="Calibri" w:hAnsi="Times New Roman" w:cs="Times New Roman"/>
+          <w:noProof/>
           <w:sz w:val="28"/>
           <w:szCs w:val="28"/>
         </w:rPr>
@@ -976,6 +967,7 @@
       <w:r>
         <w:rPr>
           <w:rFonts w:ascii="Times New Roman" w:eastAsia="Calibri" w:hAnsi="Times New Roman" w:cs="Times New Roman"/>
+          <w:noProof/>
           <w:sz w:val="28"/>
           <w:szCs w:val="28"/>
         </w:rPr>
@@ -1029,6 +1021,7 @@
       <w:r>
         <w:rPr>
           <w:rFonts w:ascii="Times New Roman" w:eastAsia="Calibri" w:hAnsi="Times New Roman" w:cs="Times New Roman"/>
+          <w:noProof/>
           <w:sz w:val="28"/>
           <w:szCs w:val="28"/>
         </w:rPr>
@@ -1083,6 +1076,7 @@
       <w:r>
         <w:rPr>
           <w:rFonts w:ascii="Times New Roman" w:eastAsia="Calibri" w:hAnsi="Times New Roman" w:cs="Times New Roman"/>
+          <w:noProof/>
           <w:sz w:val="28"/>
           <w:szCs w:val="28"/>
         </w:rPr>
@@ -1136,6 +1130,7 @@
       <w:r>
         <w:rPr>
           <w:rFonts w:ascii="Times New Roman" w:eastAsia="Calibri" w:hAnsi="Times New Roman" w:cs="Times New Roman"/>
+          <w:noProof/>
           <w:sz w:val="28"/>
           <w:szCs w:val="28"/>
         </w:rPr>
@@ -1189,6 +1184,7 @@
       <w:r>
         <w:rPr>
           <w:rFonts w:ascii="Times New Roman" w:eastAsia="Calibri" w:hAnsi="Times New Roman" w:cs="Times New Roman"/>
+          <w:noProof/>
           <w:sz w:val="28"/>
           <w:szCs w:val="28"/>
         </w:rPr>
@@ -1243,6 +1239,7 @@
       <w:r>
         <w:rPr>
           <w:rFonts w:ascii="Times New Roman" w:eastAsia="Calibri" w:hAnsi="Times New Roman" w:cs="Times New Roman"/>
+          <w:noProof/>
           <w:sz w:val="28"/>
           <w:szCs w:val="28"/>
         </w:rPr>
@@ -1296,6 +1293,7 @@
       <w:r>
         <w:rPr>
           <w:rFonts w:ascii="Times New Roman" w:eastAsia="Calibri" w:hAnsi="Times New Roman" w:cs="Times New Roman"/>
+          <w:noProof/>
           <w:sz w:val="28"/>
           <w:szCs w:val="28"/>
         </w:rPr>
@@ -1349,6 +1347,7 @@
       <w:r>
         <w:rPr>
           <w:rFonts w:ascii="Times New Roman" w:eastAsia="Calibri" w:hAnsi="Times New Roman" w:cs="Times New Roman"/>
+          <w:noProof/>
           <w:sz w:val="28"/>
           <w:szCs w:val="28"/>
         </w:rPr>
@@ -1403,6 +1402,7 @@
       <w:r>
         <w:rPr>
           <w:rFonts w:ascii="Times New Roman" w:eastAsia="Calibri" w:hAnsi="Times New Roman" w:cs="Times New Roman"/>
+          <w:noProof/>
           <w:sz w:val="28"/>
           <w:szCs w:val="28"/>
         </w:rPr>
@@ -1456,6 +1456,7 @@
       <w:r>
         <w:rPr>
           <w:rFonts w:ascii="Times New Roman" w:eastAsia="Calibri" w:hAnsi="Times New Roman" w:cs="Times New Roman"/>
+          <w:noProof/>
           <w:sz w:val="28"/>
           <w:szCs w:val="28"/>
         </w:rPr>
@@ -1510,6 +1511,7 @@
       <w:r>
         <w:rPr>
           <w:rFonts w:ascii="Times New Roman" w:eastAsia="Calibri" w:hAnsi="Times New Roman" w:cs="Times New Roman"/>
+          <w:noProof/>
           <w:sz w:val="28"/>
           <w:szCs w:val="28"/>
         </w:rPr>
@@ -1563,6 +1565,7 @@
       <w:r>
         <w:rPr>
           <w:rFonts w:ascii="Times New Roman" w:eastAsia="Calibri" w:hAnsi="Times New Roman" w:cs="Times New Roman"/>
+          <w:noProof/>
           <w:sz w:val="28"/>
           <w:szCs w:val="28"/>
         </w:rPr>
@@ -1617,6 +1620,7 @@
       <w:r>
         <w:rPr>
           <w:rFonts w:ascii="Times New Roman" w:eastAsia="Calibri" w:hAnsi="Times New Roman" w:cs="Times New Roman"/>
+          <w:noProof/>
           <w:sz w:val="28"/>
           <w:szCs w:val="28"/>
         </w:rPr>
@@ -2606,6 +2610,7 @@
   <w:style w:type="character" w:default="1" w:styleId="a0">
     <w:name w:val="Default Paragraph Font"/>
     <w:uiPriority w:val="1"/>
+    <w:semiHidden/>
     <w:unhideWhenUsed/>
   </w:style>
   <w:style w:type="table" w:default="1" w:styleId="a1">
